--- a/worksheet/04_generalization.docx
+++ b/worksheet/04_generalization.docx
@@ -14,7 +14,14 @@
           <w:rFonts w:hint="eastAsia"/>
           <w:lang w:val="en-US"/>
         </w:rPr>
-        <w:t>学籍番号：</w:t>
+        <w:t>学生</w:t>
+      </w:r>
+      <w:r>
+        <w:rPr>
+          <w:rFonts w:hint="eastAsia"/>
+          <w:lang w:val="en-US"/>
+        </w:rPr>
+        <w:t>番号：</w:t>
       </w:r>
       <w:r>
         <w:rPr>
@@ -244,23 +251,6 @@
           <w:szCs w:val="32"/>
         </w:rPr>
         <w:t>個別説明の一般化</w:t>
-      </w:r>
-    </w:p>
-    <w:p/>
-    <w:p>
-      <w:r>
-        <w:rPr>
-          <w:rFonts w:hint="eastAsia"/>
-        </w:rPr>
-        <w:t>チェック者氏名：</w:t>
-      </w:r>
-      <w:r>
-        <w:rPr>
-          <w:rFonts w:hint="eastAsia"/>
-          <w:u w:val="single"/>
-          <w:lang w:val="en-US"/>
-        </w:rPr>
-        <w:t xml:space="preserve">　　　　　　　　　　　　　　</w:t>
       </w:r>
     </w:p>
     <w:p>

--- a/worksheet/04_generalization.docx
+++ b/worksheet/04_generalization.docx
@@ -158,7 +158,7 @@
     <w:p>
       <w:pPr>
         <w:rPr>
-          <w:rFonts w:ascii="Cambria" w:hAnsi="Cambria" w:cs="Cambria"/>
+          <w:rFonts w:ascii="Cambria" w:hAnsi="Cambria" w:cs="Cambria" w:hint="eastAsia"/>
         </w:rPr>
       </w:pPr>
       <w:r>
@@ -501,7 +501,7 @@
       <w:rPr>
         <w:rFonts w:hint="eastAsia"/>
       </w:rPr>
-      <w:t>反証可能性</w:t>
+      <w:t>説明と一般化</w:t>
     </w:r>
     <w:r>
       <w:rPr>
